--- a/Backend/Director_Disclosure/Output_Disclosures/2024-25/ADANI_GREEN_ENERGY_TWO_LIMITED/DIR-8/DIR8_Bimal_Agarwal_10220194.docx
+++ b/Backend/Director_Disclosure/Output_Disclosures/2024-25/ADANI_GREEN_ENERGY_TWO_LIMITED/DIR-8/DIR8_Bimal_Agarwal_10220194.docx
@@ -189,7 +189,7 @@
           <w:b w:val="0"/>
           <w:sz w:val="23"/>
         </w:rPr>
-        <w:t>I, Bimal Agarwal, son/daughter of Mr. Mr. Ramesh Agarwal, resident of _____________________________________________, India hereby give notice that I am/was a Director in the following companies during the last three years:-</w:t>
+        <w:t>I, BIMAL AGARWAL, son/daughter of Mr. Mr. Ramesh Agarwal, resident of _____________________________________________, India hereby give notice that I am/was a Director in the following companies during the last three years:-</w:t>
       </w:r>
     </w:p>
     <w:p>
@@ -1131,7 +1131,7 @@
         </w:rPr>
         <w:t xml:space="preserve">Name           </w:t>
         <w:tab/>
-        <w:t xml:space="preserve">:  Bimal Agarwal</w:t>
+        <w:t xml:space="preserve">:  BIMAL AGARWAL</w:t>
       </w:r>
     </w:p>
     <w:p>
@@ -1175,7 +1175,7 @@
           <w:b w:val="0"/>
           <w:sz w:val="23"/>
         </w:rPr>
-        <w:t xml:space="preserve">Date: 07th May, 2026</w:t>
+        <w:t xml:space="preserve">Date: 15th May, 2026</w:t>
         <w:tab/>
       </w:r>
     </w:p>

--- a/Backend/Director_Disclosure/Output_Disclosures/2024-25/ADANI_GREEN_ENERGY_TWO_LIMITED/DIR-8/DIR8_Bimal_Agarwal_10220194.docx
+++ b/Backend/Director_Disclosure/Output_Disclosures/2024-25/ADANI_GREEN_ENERGY_TWO_LIMITED/DIR-8/DIR8_Bimal_Agarwal_10220194.docx
@@ -550,7 +550,7 @@
                 <w:b w:val="0"/>
                 <w:sz w:val="23"/>
               </w:rPr>
-              <w:t>ADANI SOLAR ENERGY JODHPUR SEVEN LIMITED</w:t>
+              <w:t>ADANI RENEWABLE ENERGY FIFTY ONE LIMITED</w:t>
             </w:r>
           </w:p>
         </w:tc>
@@ -569,7 +569,7 @@
                 <w:b w:val="0"/>
                 <w:sz w:val="23"/>
               </w:rPr>
-              <w:t>19/06/2025</w:t>
+              <w:t>21/06/2025</w:t>
             </w:r>
           </w:p>
         </w:tc>
@@ -620,7 +620,7 @@
                 <w:b w:val="0"/>
                 <w:sz w:val="23"/>
               </w:rPr>
-              <w:t>ADANI RENEWABLE ENERGY FIFTY ONE LIMITED</w:t>
+              <w:t>ADANI RENEWABLE ENERGY FIFTY THREE LIMITED</w:t>
             </w:r>
           </w:p>
         </w:tc>
@@ -639,7 +639,7 @@
                 <w:b w:val="0"/>
                 <w:sz w:val="23"/>
               </w:rPr>
-              <w:t>04/04/2025</w:t>
+              <w:t>21/06/2025</w:t>
             </w:r>
           </w:p>
         </w:tc>
@@ -690,7 +690,7 @@
                 <w:b w:val="0"/>
                 <w:sz w:val="23"/>
               </w:rPr>
-              <w:t>ADANI RENEWABLE ENERGY FIFTY THREE LIMITED</w:t>
+              <w:t>ADANI SOLAR ENERGY JODHPUR SEVEN LIMITED</w:t>
             </w:r>
           </w:p>
         </w:tc>
@@ -709,7 +709,7 @@
                 <w:b w:val="0"/>
                 <w:sz w:val="23"/>
               </w:rPr>
-              <w:t>04/04/2025</w:t>
+              <w:t>19/06/2025</w:t>
             </w:r>
           </w:p>
         </w:tc>
@@ -1175,7 +1175,7 @@
           <w:b w:val="0"/>
           <w:sz w:val="23"/>
         </w:rPr>
-        <w:t xml:space="preserve">Date: 15th May, 2026</w:t>
+        <w:t xml:space="preserve">Date: 08th June, 2026</w:t>
         <w:tab/>
       </w:r>
     </w:p>
